--- a/public/tours/international/europe/itineraries/4 Days Athens City Escape.docx
+++ b/public/tours/international/europe/itineraries/4 Days Athens City Escape.docx
@@ -1,6 +1,6 @@
 
 <file path=word/document.xml><?xml version="1.0" encoding="utf-8"?>
-<w:document xmlns:wpc="http://schemas.microsoft.com/office/word/2010/wordprocessingCanvas" xmlns:cx="http://schemas.microsoft.com/office/drawing/2014/chartex" xmlns:cx1="http://schemas.microsoft.com/office/drawing/2015/9/8/chartex" xmlns:cx2="http://schemas.microsoft.com/office/drawing/2015/10/21/chartex" xmlns:cx3="http://schemas.microsoft.com/office/drawing/2016/5/9/chartex" xmlns:cx4="http://schemas.microsoft.com/office/drawing/2016/5/10/chartex" xmlns:cx5="http://schemas.microsoft.com/office/drawing/2016/5/11/chartex" xmlns:cx6="http://schemas.microsoft.com/office/drawing/2016/5/12/chartex" xmlns:cx7="http://schemas.microsoft.com/office/drawing/2016/5/13/chartex" xmlns:cx8="http://schemas.microsoft.com/office/drawing/2016/5/14/chartex" xmlns:mc="http://schemas.openxmlformats.org/markup-compatibility/2006" xmlns:aink="http://schemas.microsoft.com/office/drawing/2016/ink" xmlns:am3d="http://schemas.microsoft.com/office/drawing/2017/model3d" xmlns:o="urn:schemas-microsoft-com:office:office" xmlns:oel="http://schemas.microsoft.com/office/2019/extlst" xmlns:r="http://schemas.openxmlformats.org/officeDocument/2006/relationships" xmlns:m="http://schemas.openxmlformats.org/officeDocument/2006/math" xmlns:v="urn:schemas-microsoft-com:vml" xmlns:wp14="http://schemas.microsoft.com/office/word/2010/wordprocessingDrawing" xmlns:wp="http://schemas.openxmlformats.org/drawingml/2006/wordprocessingDrawing" xmlns:w10="urn:schemas-microsoft-com:office:word" xmlns:w="http://schemas.openxmlformats.org/wordprocessingml/2006/main" xmlns:w14="http://schemas.microsoft.com/office/word/2010/wordml" xmlns:w15="http://schemas.microsoft.com/office/word/2012/wordml" xmlns:w16cex="http://schemas.microsoft.com/office/word/2018/wordml/cex" xmlns:w16cid="http://schemas.microsoft.com/office/word/2016/wordml/cid" xmlns:w16="http://schemas.microsoft.com/office/word/2018/wordml" xmlns:w16du="http://schemas.microsoft.com/office/word/2023/wordml/word16du" xmlns:w16sdtdh="http://schemas.microsoft.com/office/word/2020/wordml/sdtdatahash" xmlns:w16sdtfl="http://schemas.microsoft.com/office/word/2024/wordml/sdtformatlock" xmlns:w16se="http://schemas.microsoft.com/office/word/2015/wordml/symex" xmlns:wpg="http://schemas.microsoft.com/office/word/2010/wordprocessingGroup" xmlns:wpi="http://schemas.microsoft.com/office/word/2010/wordprocessingInk" xmlns:wne="http://schemas.microsoft.com/office/word/2006/wordml" xmlns:wps="http://schemas.microsoft.com/office/word/2010/wordprocessingShape" mc:Ignorable="w14 w15 w16se w16cid w16 w16cex w16sdtdh w16sdtfl w16du wp14">
+<w:document xmlns:wpc="http://schemas.microsoft.com/office/word/2010/wordprocessingCanvas" xmlns:cx="http://schemas.microsoft.com/office/drawing/2014/chartex" xmlns:cx1="http://schemas.microsoft.com/office/drawing/2015/9/8/chartex" xmlns:cx2="http://schemas.microsoft.com/office/drawing/2015/10/21/chartex" xmlns:cx3="http://schemas.microsoft.com/office/drawing/2016/5/9/chartex" xmlns:cx4="http://schemas.microsoft.com/office/drawing/2016/5/10/chartex" xmlns:cx5="http://schemas.microsoft.com/office/drawing/2016/5/11/chartex" xmlns:cx6="http://schemas.microsoft.com/office/drawing/2016/5/12/chartex" xmlns:cx7="http://schemas.microsoft.com/office/drawing/2016/5/13/chartex" xmlns:cx8="http://schemas.microsoft.com/office/drawing/2016/5/14/chartex" xmlns:mc="http://schemas.openxmlformats.org/markup-compatibility/2006" xmlns:aink="http://schemas.microsoft.com/office/drawing/2016/ink" xmlns:am3d="http://schemas.microsoft.com/office/drawing/2017/model3d" xmlns:o="urn:schemas-microsoft-com:office:office" xmlns:r="http://schemas.openxmlformats.org/officeDocument/2006/relationships" xmlns:m="http://schemas.openxmlformats.org/officeDocument/2006/math" xmlns:v="urn:schemas-microsoft-com:vml" xmlns:wp14="http://schemas.microsoft.com/office/word/2010/wordprocessingDrawing" xmlns:wp="http://schemas.openxmlformats.org/drawingml/2006/wordprocessingDrawing" xmlns:w10="urn:schemas-microsoft-com:office:word" xmlns:w="http://schemas.openxmlformats.org/wordprocessingml/2006/main" xmlns:w14="http://schemas.microsoft.com/office/word/2010/wordml" xmlns:w15="http://schemas.microsoft.com/office/word/2012/wordml" xmlns:w16cid="http://schemas.microsoft.com/office/word/2016/wordml/cid" xmlns:w16se="http://schemas.microsoft.com/office/word/2015/wordml/symex" xmlns:wpg="http://schemas.microsoft.com/office/word/2010/wordprocessingGroup" xmlns:wpi="http://schemas.microsoft.com/office/word/2010/wordprocessingInk" xmlns:wne="http://schemas.microsoft.com/office/word/2006/wordml" xmlns:wps="http://schemas.microsoft.com/office/word/2010/wordprocessingShape" mc:Ignorable="w14 w15 w16se w16cid wp14">
   <w:body>
     <w:p>
       <w:pPr>
@@ -146,6 +146,7 @@
           <w:lang w:val="en-IN"/>
         </w:rPr>
       </w:pPr>
+      <w:bookmarkStart w:id="0" w:name="_GoBack"/>
       <w:r>
         <w:rPr>
           <w:rFonts w:ascii="Arial" w:hAnsi="Arial" w:cs="Arial"/>
@@ -158,7 +159,6 @@
       <w:r>
         <w:rPr>
           <w:rFonts w:ascii="Arial" w:hAnsi="Arial" w:cs="Arial"/>
-          <w:b/>
           <w:bCs/>
           <w:sz w:val="20"/>
           <w:szCs w:val="20"/>
@@ -201,7 +201,6 @@
       <w:r>
         <w:rPr>
           <w:rFonts w:ascii="Arial" w:hAnsi="Arial" w:cs="Arial"/>
-          <w:b/>
           <w:bCs/>
           <w:sz w:val="20"/>
           <w:szCs w:val="20"/>
@@ -244,7 +243,6 @@
       <w:r>
         <w:rPr>
           <w:rFonts w:ascii="Arial" w:hAnsi="Arial" w:cs="Arial"/>
-          <w:b/>
           <w:bCs/>
           <w:sz w:val="20"/>
           <w:szCs w:val="20"/>
@@ -287,7 +285,6 @@
       <w:r>
         <w:rPr>
           <w:rFonts w:ascii="Arial" w:hAnsi="Arial" w:cs="Arial"/>
-          <w:b/>
           <w:bCs/>
           <w:sz w:val="20"/>
           <w:szCs w:val="20"/>
@@ -330,7 +327,6 @@
       <w:r>
         <w:rPr>
           <w:rFonts w:ascii="Arial" w:hAnsi="Arial" w:cs="Arial"/>
-          <w:b/>
           <w:bCs/>
           <w:sz w:val="20"/>
           <w:szCs w:val="20"/>
@@ -373,7 +369,6 @@
       <w:r>
         <w:rPr>
           <w:rFonts w:ascii="Arial" w:hAnsi="Arial" w:cs="Arial"/>
-          <w:b/>
           <w:bCs/>
           <w:sz w:val="20"/>
           <w:szCs w:val="20"/>
@@ -391,6 +386,7 @@
         <w:t xml:space="preserve"> to discover Athens at your own pace </w:t>
       </w:r>
     </w:p>
+    <w:bookmarkEnd w:id="0"/>
     <w:p>
       <w:pPr>
         <w:rPr>
@@ -1278,7 +1274,7 @@
 </file>
 
 <file path=word/endnotes.xml><?xml version="1.0" encoding="utf-8"?>
-<w:endnotes xmlns:wpc="http://schemas.microsoft.com/office/word/2010/wordprocessingCanvas" xmlns:cx="http://schemas.microsoft.com/office/drawing/2014/chartex" xmlns:cx1="http://schemas.microsoft.com/office/drawing/2015/9/8/chartex" xmlns:cx2="http://schemas.microsoft.com/office/drawing/2015/10/21/chartex" xmlns:cx3="http://schemas.microsoft.com/office/drawing/2016/5/9/chartex" xmlns:cx4="http://schemas.microsoft.com/office/drawing/2016/5/10/chartex" xmlns:cx5="http://schemas.microsoft.com/office/drawing/2016/5/11/chartex" xmlns:cx6="http://schemas.microsoft.com/office/drawing/2016/5/12/chartex" xmlns:cx7="http://schemas.microsoft.com/office/drawing/2016/5/13/chartex" xmlns:cx8="http://schemas.microsoft.com/office/drawing/2016/5/14/chartex" xmlns:mc="http://schemas.openxmlformats.org/markup-compatibility/2006" xmlns:aink="http://schemas.microsoft.com/office/drawing/2016/ink" xmlns:am3d="http://schemas.microsoft.com/office/drawing/2017/model3d" xmlns:o="urn:schemas-microsoft-com:office:office" xmlns:oel="http://schemas.microsoft.com/office/2019/extlst" xmlns:r="http://schemas.openxmlformats.org/officeDocument/2006/relationships" xmlns:m="http://schemas.openxmlformats.org/officeDocument/2006/math" xmlns:v="urn:schemas-microsoft-com:vml" xmlns:wp14="http://schemas.microsoft.com/office/word/2010/wordprocessingDrawing" xmlns:wp="http://schemas.openxmlformats.org/drawingml/2006/wordprocessingDrawing" xmlns:w10="urn:schemas-microsoft-com:office:word" xmlns:w="http://schemas.openxmlformats.org/wordprocessingml/2006/main" xmlns:w14="http://schemas.microsoft.com/office/word/2010/wordml" xmlns:w15="http://schemas.microsoft.com/office/word/2012/wordml" xmlns:w16cex="http://schemas.microsoft.com/office/word/2018/wordml/cex" xmlns:w16cid="http://schemas.microsoft.com/office/word/2016/wordml/cid" xmlns:w16="http://schemas.microsoft.com/office/word/2018/wordml" xmlns:w16du="http://schemas.microsoft.com/office/word/2023/wordml/word16du" xmlns:w16sdtdh="http://schemas.microsoft.com/office/word/2020/wordml/sdtdatahash" xmlns:w16sdtfl="http://schemas.microsoft.com/office/word/2024/wordml/sdtformatlock" xmlns:w16se="http://schemas.microsoft.com/office/word/2015/wordml/symex" xmlns:wpg="http://schemas.microsoft.com/office/word/2010/wordprocessingGroup" xmlns:wpi="http://schemas.microsoft.com/office/word/2010/wordprocessingInk" xmlns:wne="http://schemas.microsoft.com/office/word/2006/wordml" xmlns:wps="http://schemas.microsoft.com/office/word/2010/wordprocessingShape" mc:Ignorable="w14 w15 w16se w16cid w16 w16cex w16sdtdh w16sdtfl w16du wp14">
+<w:endnotes xmlns:wpc="http://schemas.microsoft.com/office/word/2010/wordprocessingCanvas" xmlns:cx="http://schemas.microsoft.com/office/drawing/2014/chartex" xmlns:cx1="http://schemas.microsoft.com/office/drawing/2015/9/8/chartex" xmlns:cx2="http://schemas.microsoft.com/office/drawing/2015/10/21/chartex" xmlns:cx3="http://schemas.microsoft.com/office/drawing/2016/5/9/chartex" xmlns:cx4="http://schemas.microsoft.com/office/drawing/2016/5/10/chartex" xmlns:cx5="http://schemas.microsoft.com/office/drawing/2016/5/11/chartex" xmlns:cx6="http://schemas.microsoft.com/office/drawing/2016/5/12/chartex" xmlns:cx7="http://schemas.microsoft.com/office/drawing/2016/5/13/chartex" xmlns:cx8="http://schemas.microsoft.com/office/drawing/2016/5/14/chartex" xmlns:mc="http://schemas.openxmlformats.org/markup-compatibility/2006" xmlns:aink="http://schemas.microsoft.com/office/drawing/2016/ink" xmlns:am3d="http://schemas.microsoft.com/office/drawing/2017/model3d" xmlns:o="urn:schemas-microsoft-com:office:office" xmlns:r="http://schemas.openxmlformats.org/officeDocument/2006/relationships" xmlns:m="http://schemas.openxmlformats.org/officeDocument/2006/math" xmlns:v="urn:schemas-microsoft-com:vml" xmlns:wp14="http://schemas.microsoft.com/office/word/2010/wordprocessingDrawing" xmlns:wp="http://schemas.openxmlformats.org/drawingml/2006/wordprocessingDrawing" xmlns:w10="urn:schemas-microsoft-com:office:word" xmlns:w="http://schemas.openxmlformats.org/wordprocessingml/2006/main" xmlns:w14="http://schemas.microsoft.com/office/word/2010/wordml" xmlns:w15="http://schemas.microsoft.com/office/word/2012/wordml" xmlns:w16cid="http://schemas.microsoft.com/office/word/2016/wordml/cid" xmlns:w16se="http://schemas.microsoft.com/office/word/2015/wordml/symex" xmlns:wpg="http://schemas.microsoft.com/office/word/2010/wordprocessingGroup" xmlns:wpi="http://schemas.microsoft.com/office/word/2010/wordprocessingInk" xmlns:wne="http://schemas.microsoft.com/office/word/2006/wordml" xmlns:wps="http://schemas.microsoft.com/office/word/2010/wordprocessingShape" mc:Ignorable="w14 w15 w16se w16cid wp14">
   <w:endnote w:type="separator" w:id="-1">
     <w:p>
       <w:r>
@@ -1297,7 +1293,7 @@
 </file>
 
 <file path=word/footer1.xml><?xml version="1.0" encoding="utf-8"?>
-<w:ftr xmlns:wpc="http://schemas.microsoft.com/office/word/2010/wordprocessingCanvas" xmlns:cx="http://schemas.microsoft.com/office/drawing/2014/chartex" xmlns:cx1="http://schemas.microsoft.com/office/drawing/2015/9/8/chartex" xmlns:cx2="http://schemas.microsoft.com/office/drawing/2015/10/21/chartex" xmlns:cx3="http://schemas.microsoft.com/office/drawing/2016/5/9/chartex" xmlns:cx4="http://schemas.microsoft.com/office/drawing/2016/5/10/chartex" xmlns:cx5="http://schemas.microsoft.com/office/drawing/2016/5/11/chartex" xmlns:cx6="http://schemas.microsoft.com/office/drawing/2016/5/12/chartex" xmlns:cx7="http://schemas.microsoft.com/office/drawing/2016/5/13/chartex" xmlns:cx8="http://schemas.microsoft.com/office/drawing/2016/5/14/chartex" xmlns:mc="http://schemas.openxmlformats.org/markup-compatibility/2006" xmlns:aink="http://schemas.microsoft.com/office/drawing/2016/ink" xmlns:am3d="http://schemas.microsoft.com/office/drawing/2017/model3d" xmlns:o="urn:schemas-microsoft-com:office:office" xmlns:oel="http://schemas.microsoft.com/office/2019/extlst" xmlns:r="http://schemas.openxmlformats.org/officeDocument/2006/relationships" xmlns:m="http://schemas.openxmlformats.org/officeDocument/2006/math" xmlns:v="urn:schemas-microsoft-com:vml" xmlns:wp14="http://schemas.microsoft.com/office/word/2010/wordprocessingDrawing" xmlns:wp="http://schemas.openxmlformats.org/drawingml/2006/wordprocessingDrawing" xmlns:w10="urn:schemas-microsoft-com:office:word" xmlns:w="http://schemas.openxmlformats.org/wordprocessingml/2006/main" xmlns:w14="http://schemas.microsoft.com/office/word/2010/wordml" xmlns:w15="http://schemas.microsoft.com/office/word/2012/wordml" xmlns:w16cex="http://schemas.microsoft.com/office/word/2018/wordml/cex" xmlns:w16cid="http://schemas.microsoft.com/office/word/2016/wordml/cid" xmlns:w16="http://schemas.microsoft.com/office/word/2018/wordml" xmlns:w16du="http://schemas.microsoft.com/office/word/2023/wordml/word16du" xmlns:w16sdtdh="http://schemas.microsoft.com/office/word/2020/wordml/sdtdatahash" xmlns:w16sdtfl="http://schemas.microsoft.com/office/word/2024/wordml/sdtformatlock" xmlns:w16se="http://schemas.microsoft.com/office/word/2015/wordml/symex" xmlns:wpg="http://schemas.microsoft.com/office/word/2010/wordprocessingGroup" xmlns:wpi="http://schemas.microsoft.com/office/word/2010/wordprocessingInk" xmlns:wne="http://schemas.microsoft.com/office/word/2006/wordml" xmlns:wps="http://schemas.microsoft.com/office/word/2010/wordprocessingShape" mc:Ignorable="w14 w15 w16se w16cid w16 w16cex w16sdtdh w16sdtfl w16du wp14">
+<w:ftr xmlns:wpc="http://schemas.microsoft.com/office/word/2010/wordprocessingCanvas" xmlns:cx="http://schemas.microsoft.com/office/drawing/2014/chartex" xmlns:cx1="http://schemas.microsoft.com/office/drawing/2015/9/8/chartex" xmlns:cx2="http://schemas.microsoft.com/office/drawing/2015/10/21/chartex" xmlns:cx3="http://schemas.microsoft.com/office/drawing/2016/5/9/chartex" xmlns:cx4="http://schemas.microsoft.com/office/drawing/2016/5/10/chartex" xmlns:cx5="http://schemas.microsoft.com/office/drawing/2016/5/11/chartex" xmlns:cx6="http://schemas.microsoft.com/office/drawing/2016/5/12/chartex" xmlns:cx7="http://schemas.microsoft.com/office/drawing/2016/5/13/chartex" xmlns:cx8="http://schemas.microsoft.com/office/drawing/2016/5/14/chartex" xmlns:mc="http://schemas.openxmlformats.org/markup-compatibility/2006" xmlns:aink="http://schemas.microsoft.com/office/drawing/2016/ink" xmlns:am3d="http://schemas.microsoft.com/office/drawing/2017/model3d" xmlns:o="urn:schemas-microsoft-com:office:office" xmlns:r="http://schemas.openxmlformats.org/officeDocument/2006/relationships" xmlns:m="http://schemas.openxmlformats.org/officeDocument/2006/math" xmlns:v="urn:schemas-microsoft-com:vml" xmlns:wp14="http://schemas.microsoft.com/office/word/2010/wordprocessingDrawing" xmlns:wp="http://schemas.openxmlformats.org/drawingml/2006/wordprocessingDrawing" xmlns:w10="urn:schemas-microsoft-com:office:word" xmlns:w="http://schemas.openxmlformats.org/wordprocessingml/2006/main" xmlns:w14="http://schemas.microsoft.com/office/word/2010/wordml" xmlns:w15="http://schemas.microsoft.com/office/word/2012/wordml" xmlns:w16cid="http://schemas.microsoft.com/office/word/2016/wordml/cid" xmlns:w16se="http://schemas.microsoft.com/office/word/2015/wordml/symex" xmlns:wpg="http://schemas.microsoft.com/office/word/2010/wordprocessingGroup" xmlns:wpi="http://schemas.microsoft.com/office/word/2010/wordprocessingInk" xmlns:wne="http://schemas.microsoft.com/office/word/2006/wordml" xmlns:wps="http://schemas.microsoft.com/office/word/2010/wordprocessingShape" mc:Ignorable="w14 w15 w16se w16cid wp14">
   <w:p>
     <w:pPr>
       <w:pStyle w:val="Header"/>
@@ -1495,7 +1491,7 @@
 </file>
 
 <file path=word/footnotes.xml><?xml version="1.0" encoding="utf-8"?>
-<w:footnotes xmlns:wpc="http://schemas.microsoft.com/office/word/2010/wordprocessingCanvas" xmlns:cx="http://schemas.microsoft.com/office/drawing/2014/chartex" xmlns:cx1="http://schemas.microsoft.com/office/drawing/2015/9/8/chartex" xmlns:cx2="http://schemas.microsoft.com/office/drawing/2015/10/21/chartex" xmlns:cx3="http://schemas.microsoft.com/office/drawing/2016/5/9/chartex" xmlns:cx4="http://schemas.microsoft.com/office/drawing/2016/5/10/chartex" xmlns:cx5="http://schemas.microsoft.com/office/drawing/2016/5/11/chartex" xmlns:cx6="http://schemas.microsoft.com/office/drawing/2016/5/12/chartex" xmlns:cx7="http://schemas.microsoft.com/office/drawing/2016/5/13/chartex" xmlns:cx8="http://schemas.microsoft.com/office/drawing/2016/5/14/chartex" xmlns:mc="http://schemas.openxmlformats.org/markup-compatibility/2006" xmlns:aink="http://schemas.microsoft.com/office/drawing/2016/ink" xmlns:am3d="http://schemas.microsoft.com/office/drawing/2017/model3d" xmlns:o="urn:schemas-microsoft-com:office:office" xmlns:oel="http://schemas.microsoft.com/office/2019/extlst" xmlns:r="http://schemas.openxmlformats.org/officeDocument/2006/relationships" xmlns:m="http://schemas.openxmlformats.org/officeDocument/2006/math" xmlns:v="urn:schemas-microsoft-com:vml" xmlns:wp14="http://schemas.microsoft.com/office/word/2010/wordprocessingDrawing" xmlns:wp="http://schemas.openxmlformats.org/drawingml/2006/wordprocessingDrawing" xmlns:w10="urn:schemas-microsoft-com:office:word" xmlns:w="http://schemas.openxmlformats.org/wordprocessingml/2006/main" xmlns:w14="http://schemas.microsoft.com/office/word/2010/wordml" xmlns:w15="http://schemas.microsoft.com/office/word/2012/wordml" xmlns:w16cex="http://schemas.microsoft.com/office/word/2018/wordml/cex" xmlns:w16cid="http://schemas.microsoft.com/office/word/2016/wordml/cid" xmlns:w16="http://schemas.microsoft.com/office/word/2018/wordml" xmlns:w16du="http://schemas.microsoft.com/office/word/2023/wordml/word16du" xmlns:w16sdtdh="http://schemas.microsoft.com/office/word/2020/wordml/sdtdatahash" xmlns:w16sdtfl="http://schemas.microsoft.com/office/word/2024/wordml/sdtformatlock" xmlns:w16se="http://schemas.microsoft.com/office/word/2015/wordml/symex" xmlns:wpg="http://schemas.microsoft.com/office/word/2010/wordprocessingGroup" xmlns:wpi="http://schemas.microsoft.com/office/word/2010/wordprocessingInk" xmlns:wne="http://schemas.microsoft.com/office/word/2006/wordml" xmlns:wps="http://schemas.microsoft.com/office/word/2010/wordprocessingShape" mc:Ignorable="w14 w15 w16se w16cid w16 w16cex w16sdtdh w16sdtfl w16du wp14">
+<w:footnotes xmlns:wpc="http://schemas.microsoft.com/office/word/2010/wordprocessingCanvas" xmlns:cx="http://schemas.microsoft.com/office/drawing/2014/chartex" xmlns:cx1="http://schemas.microsoft.com/office/drawing/2015/9/8/chartex" xmlns:cx2="http://schemas.microsoft.com/office/drawing/2015/10/21/chartex" xmlns:cx3="http://schemas.microsoft.com/office/drawing/2016/5/9/chartex" xmlns:cx4="http://schemas.microsoft.com/office/drawing/2016/5/10/chartex" xmlns:cx5="http://schemas.microsoft.com/office/drawing/2016/5/11/chartex" xmlns:cx6="http://schemas.microsoft.com/office/drawing/2016/5/12/chartex" xmlns:cx7="http://schemas.microsoft.com/office/drawing/2016/5/13/chartex" xmlns:cx8="http://schemas.microsoft.com/office/drawing/2016/5/14/chartex" xmlns:mc="http://schemas.openxmlformats.org/markup-compatibility/2006" xmlns:aink="http://schemas.microsoft.com/office/drawing/2016/ink" xmlns:am3d="http://schemas.microsoft.com/office/drawing/2017/model3d" xmlns:o="urn:schemas-microsoft-com:office:office" xmlns:r="http://schemas.openxmlformats.org/officeDocument/2006/relationships" xmlns:m="http://schemas.openxmlformats.org/officeDocument/2006/math" xmlns:v="urn:schemas-microsoft-com:vml" xmlns:wp14="http://schemas.microsoft.com/office/word/2010/wordprocessingDrawing" xmlns:wp="http://schemas.openxmlformats.org/drawingml/2006/wordprocessingDrawing" xmlns:w10="urn:schemas-microsoft-com:office:word" xmlns:w="http://schemas.openxmlformats.org/wordprocessingml/2006/main" xmlns:w14="http://schemas.microsoft.com/office/word/2010/wordml" xmlns:w15="http://schemas.microsoft.com/office/word/2012/wordml" xmlns:w16cid="http://schemas.microsoft.com/office/word/2016/wordml/cid" xmlns:w16se="http://schemas.microsoft.com/office/word/2015/wordml/symex" xmlns:wpg="http://schemas.microsoft.com/office/word/2010/wordprocessingGroup" xmlns:wpi="http://schemas.microsoft.com/office/word/2010/wordprocessingInk" xmlns:wne="http://schemas.microsoft.com/office/word/2006/wordml" xmlns:wps="http://schemas.microsoft.com/office/word/2010/wordprocessingShape" mc:Ignorable="w14 w15 w16se w16cid wp14">
   <w:footnote w:type="separator" w:id="-1">
     <w:p>
       <w:r>
@@ -1514,7 +1510,7 @@
 </file>
 
 <file path=word/header1.xml><?xml version="1.0" encoding="utf-8"?>
-<w:hdr xmlns:wpc="http://schemas.microsoft.com/office/word/2010/wordprocessingCanvas" xmlns:cx="http://schemas.microsoft.com/office/drawing/2014/chartex" xmlns:cx1="http://schemas.microsoft.com/office/drawing/2015/9/8/chartex" xmlns:cx2="http://schemas.microsoft.com/office/drawing/2015/10/21/chartex" xmlns:cx3="http://schemas.microsoft.com/office/drawing/2016/5/9/chartex" xmlns:cx4="http://schemas.microsoft.com/office/drawing/2016/5/10/chartex" xmlns:cx5="http://schemas.microsoft.com/office/drawing/2016/5/11/chartex" xmlns:cx6="http://schemas.microsoft.com/office/drawing/2016/5/12/chartex" xmlns:cx7="http://schemas.microsoft.com/office/drawing/2016/5/13/chartex" xmlns:cx8="http://schemas.microsoft.com/office/drawing/2016/5/14/chartex" xmlns:mc="http://schemas.openxmlformats.org/markup-compatibility/2006" xmlns:aink="http://schemas.microsoft.com/office/drawing/2016/ink" xmlns:am3d="http://schemas.microsoft.com/office/drawing/2017/model3d" xmlns:o="urn:schemas-microsoft-com:office:office" xmlns:oel="http://schemas.microsoft.com/office/2019/extlst" xmlns:r="http://schemas.openxmlformats.org/officeDocument/2006/relationships" xmlns:m="http://schemas.openxmlformats.org/officeDocument/2006/math" xmlns:v="urn:schemas-microsoft-com:vml" xmlns:wp14="http://schemas.microsoft.com/office/word/2010/wordprocessingDrawing" xmlns:wp="http://schemas.openxmlformats.org/drawingml/2006/wordprocessingDrawing" xmlns:w10="urn:schemas-microsoft-com:office:word" xmlns:w="http://schemas.openxmlformats.org/wordprocessingml/2006/main" xmlns:w14="http://schemas.microsoft.com/office/word/2010/wordml" xmlns:w15="http://schemas.microsoft.com/office/word/2012/wordml" xmlns:w16cex="http://schemas.microsoft.com/office/word/2018/wordml/cex" xmlns:w16cid="http://schemas.microsoft.com/office/word/2016/wordml/cid" xmlns:w16="http://schemas.microsoft.com/office/word/2018/wordml" xmlns:w16du="http://schemas.microsoft.com/office/word/2023/wordml/word16du" xmlns:w16sdtdh="http://schemas.microsoft.com/office/word/2020/wordml/sdtdatahash" xmlns:w16sdtfl="http://schemas.microsoft.com/office/word/2024/wordml/sdtformatlock" xmlns:w16se="http://schemas.microsoft.com/office/word/2015/wordml/symex" xmlns:wpg="http://schemas.microsoft.com/office/word/2010/wordprocessingGroup" xmlns:wpi="http://schemas.microsoft.com/office/word/2010/wordprocessingInk" xmlns:wne="http://schemas.microsoft.com/office/word/2006/wordml" xmlns:wps="http://schemas.microsoft.com/office/word/2010/wordprocessingShape" mc:Ignorable="w14 w15 w16se w16cid w16 w16cex w16sdtdh w16sdtfl w16du wp14">
+<w:hdr xmlns:wpc="http://schemas.microsoft.com/office/word/2010/wordprocessingCanvas" xmlns:cx="http://schemas.microsoft.com/office/drawing/2014/chartex" xmlns:cx1="http://schemas.microsoft.com/office/drawing/2015/9/8/chartex" xmlns:cx2="http://schemas.microsoft.com/office/drawing/2015/10/21/chartex" xmlns:cx3="http://schemas.microsoft.com/office/drawing/2016/5/9/chartex" xmlns:cx4="http://schemas.microsoft.com/office/drawing/2016/5/10/chartex" xmlns:cx5="http://schemas.microsoft.com/office/drawing/2016/5/11/chartex" xmlns:cx6="http://schemas.microsoft.com/office/drawing/2016/5/12/chartex" xmlns:cx7="http://schemas.microsoft.com/office/drawing/2016/5/13/chartex" xmlns:cx8="http://schemas.microsoft.com/office/drawing/2016/5/14/chartex" xmlns:mc="http://schemas.openxmlformats.org/markup-compatibility/2006" xmlns:aink="http://schemas.microsoft.com/office/drawing/2016/ink" xmlns:am3d="http://schemas.microsoft.com/office/drawing/2017/model3d" xmlns:o="urn:schemas-microsoft-com:office:office" xmlns:r="http://schemas.openxmlformats.org/officeDocument/2006/relationships" xmlns:m="http://schemas.openxmlformats.org/officeDocument/2006/math" xmlns:v="urn:schemas-microsoft-com:vml" xmlns:wp14="http://schemas.microsoft.com/office/word/2010/wordprocessingDrawing" xmlns:wp="http://schemas.openxmlformats.org/drawingml/2006/wordprocessingDrawing" xmlns:w10="urn:schemas-microsoft-com:office:word" xmlns:w="http://schemas.openxmlformats.org/wordprocessingml/2006/main" xmlns:w14="http://schemas.microsoft.com/office/word/2010/wordml" xmlns:w15="http://schemas.microsoft.com/office/word/2012/wordml" xmlns:w16cid="http://schemas.microsoft.com/office/word/2016/wordml/cid" xmlns:w16se="http://schemas.microsoft.com/office/word/2015/wordml/symex" xmlns:wpg="http://schemas.microsoft.com/office/word/2010/wordprocessingGroup" xmlns:wpi="http://schemas.microsoft.com/office/word/2010/wordprocessingInk" xmlns:wne="http://schemas.microsoft.com/office/word/2006/wordml" xmlns:wps="http://schemas.microsoft.com/office/word/2010/wordprocessingShape" mc:Ignorable="w14 w15 w16se w16cid wp14">
   <w:p>
     <w:pPr>
       <w:pStyle w:val="Header"/>
@@ -1573,7 +1569,7 @@
 </file>
 
 <file path=word/numbering.xml><?xml version="1.0" encoding="utf-8"?>
-<w:numbering xmlns:wpc="http://schemas.microsoft.com/office/word/2010/wordprocessingCanvas" xmlns:cx="http://schemas.microsoft.com/office/drawing/2014/chartex" xmlns:cx1="http://schemas.microsoft.com/office/drawing/2015/9/8/chartex" xmlns:cx2="http://schemas.microsoft.com/office/drawing/2015/10/21/chartex" xmlns:cx3="http://schemas.microsoft.com/office/drawing/2016/5/9/chartex" xmlns:cx4="http://schemas.microsoft.com/office/drawing/2016/5/10/chartex" xmlns:cx5="http://schemas.microsoft.com/office/drawing/2016/5/11/chartex" xmlns:cx6="http://schemas.microsoft.com/office/drawing/2016/5/12/chartex" xmlns:cx7="http://schemas.microsoft.com/office/drawing/2016/5/13/chartex" xmlns:cx8="http://schemas.microsoft.com/office/drawing/2016/5/14/chartex" xmlns:mc="http://schemas.openxmlformats.org/markup-compatibility/2006" xmlns:aink="http://schemas.microsoft.com/office/drawing/2016/ink" xmlns:am3d="http://schemas.microsoft.com/office/drawing/2017/model3d" xmlns:o="urn:schemas-microsoft-com:office:office" xmlns:oel="http://schemas.microsoft.com/office/2019/extlst" xmlns:r="http://schemas.openxmlformats.org/officeDocument/2006/relationships" xmlns:m="http://schemas.openxmlformats.org/officeDocument/2006/math" xmlns:v="urn:schemas-microsoft-com:vml" xmlns:wp14="http://schemas.microsoft.com/office/word/2010/wordprocessingDrawing" xmlns:wp="http://schemas.openxmlformats.org/drawingml/2006/wordprocessingDrawing" xmlns:w10="urn:schemas-microsoft-com:office:word" xmlns:w="http://schemas.openxmlformats.org/wordprocessingml/2006/main" xmlns:w14="http://schemas.microsoft.com/office/word/2010/wordml" xmlns:w15="http://schemas.microsoft.com/office/word/2012/wordml" xmlns:w16cex="http://schemas.microsoft.com/office/word/2018/wordml/cex" xmlns:w16cid="http://schemas.microsoft.com/office/word/2016/wordml/cid" xmlns:w16="http://schemas.microsoft.com/office/word/2018/wordml" xmlns:w16du="http://schemas.microsoft.com/office/word/2023/wordml/word16du" xmlns:w16sdtdh="http://schemas.microsoft.com/office/word/2020/wordml/sdtdatahash" xmlns:w16sdtfl="http://schemas.microsoft.com/office/word/2024/wordml/sdtformatlock" xmlns:w16se="http://schemas.microsoft.com/office/word/2015/wordml/symex" xmlns:wpg="http://schemas.microsoft.com/office/word/2010/wordprocessingGroup" xmlns:wpi="http://schemas.microsoft.com/office/word/2010/wordprocessingInk" xmlns:wne="http://schemas.microsoft.com/office/word/2006/wordml" xmlns:wps="http://schemas.microsoft.com/office/word/2010/wordprocessingShape" mc:Ignorable="w14 w15 w16se w16cid w16 w16cex w16sdtdh w16sdtfl w16du wp14">
+<w:numbering xmlns:wpc="http://schemas.microsoft.com/office/word/2010/wordprocessingCanvas" xmlns:cx="http://schemas.microsoft.com/office/drawing/2014/chartex" xmlns:cx1="http://schemas.microsoft.com/office/drawing/2015/9/8/chartex" xmlns:cx2="http://schemas.microsoft.com/office/drawing/2015/10/21/chartex" xmlns:cx3="http://schemas.microsoft.com/office/drawing/2016/5/9/chartex" xmlns:cx4="http://schemas.microsoft.com/office/drawing/2016/5/10/chartex" xmlns:cx5="http://schemas.microsoft.com/office/drawing/2016/5/11/chartex" xmlns:cx6="http://schemas.microsoft.com/office/drawing/2016/5/12/chartex" xmlns:cx7="http://schemas.microsoft.com/office/drawing/2016/5/13/chartex" xmlns:cx8="http://schemas.microsoft.com/office/drawing/2016/5/14/chartex" xmlns:mc="http://schemas.openxmlformats.org/markup-compatibility/2006" xmlns:aink="http://schemas.microsoft.com/office/drawing/2016/ink" xmlns:am3d="http://schemas.microsoft.com/office/drawing/2017/model3d" xmlns:o="urn:schemas-microsoft-com:office:office" xmlns:r="http://schemas.openxmlformats.org/officeDocument/2006/relationships" xmlns:m="http://schemas.openxmlformats.org/officeDocument/2006/math" xmlns:v="urn:schemas-microsoft-com:vml" xmlns:wp14="http://schemas.microsoft.com/office/word/2010/wordprocessingDrawing" xmlns:wp="http://schemas.openxmlformats.org/drawingml/2006/wordprocessingDrawing" xmlns:w10="urn:schemas-microsoft-com:office:word" xmlns:w="http://schemas.openxmlformats.org/wordprocessingml/2006/main" xmlns:w14="http://schemas.microsoft.com/office/word/2010/wordml" xmlns:w15="http://schemas.microsoft.com/office/word/2012/wordml" xmlns:w16cid="http://schemas.microsoft.com/office/word/2016/wordml/cid" xmlns:w16se="http://schemas.microsoft.com/office/word/2015/wordml/symex" xmlns:wpg="http://schemas.microsoft.com/office/word/2010/wordprocessingGroup" xmlns:wpi="http://schemas.microsoft.com/office/word/2010/wordprocessingInk" xmlns:wne="http://schemas.microsoft.com/office/word/2006/wordml" xmlns:wps="http://schemas.microsoft.com/office/word/2010/wordprocessingShape" mc:Ignorable="w14 w15 w16se w16cid wp14">
   <w:abstractNum w:abstractNumId="0" w15:restartNumberingAfterBreak="0">
     <w:nsid w:val="01461BC3"/>
     <w:multiLevelType w:val="multilevel"/>
@@ -5522,98 +5518,98 @@
       </w:rPr>
     </w:lvl>
   </w:abstractNum>
-  <w:num w:numId="1" w16cid:durableId="1597471620">
+  <w:num w:numId="1">
     <w:abstractNumId w:val="21"/>
   </w:num>
-  <w:num w:numId="2" w16cid:durableId="1496453907">
+  <w:num w:numId="2">
     <w:abstractNumId w:val="5"/>
   </w:num>
-  <w:num w:numId="3" w16cid:durableId="1719475759">
+  <w:num w:numId="3">
     <w:abstractNumId w:val="18"/>
   </w:num>
-  <w:num w:numId="4" w16cid:durableId="964433821">
+  <w:num w:numId="4">
     <w:abstractNumId w:val="11"/>
   </w:num>
-  <w:num w:numId="5" w16cid:durableId="1476141588">
+  <w:num w:numId="5">
     <w:abstractNumId w:val="26"/>
   </w:num>
-  <w:num w:numId="6" w16cid:durableId="887690281">
+  <w:num w:numId="6">
     <w:abstractNumId w:val="15"/>
   </w:num>
-  <w:num w:numId="7" w16cid:durableId="1516000175">
+  <w:num w:numId="7">
     <w:abstractNumId w:val="3"/>
   </w:num>
-  <w:num w:numId="8" w16cid:durableId="567962157">
+  <w:num w:numId="8">
     <w:abstractNumId w:val="24"/>
   </w:num>
-  <w:num w:numId="9" w16cid:durableId="718238943">
+  <w:num w:numId="9">
     <w:abstractNumId w:val="6"/>
   </w:num>
-  <w:num w:numId="10" w16cid:durableId="201983374">
+  <w:num w:numId="10">
     <w:abstractNumId w:val="4"/>
   </w:num>
-  <w:num w:numId="11" w16cid:durableId="1009060680">
+  <w:num w:numId="11">
     <w:abstractNumId w:val="9"/>
   </w:num>
-  <w:num w:numId="12" w16cid:durableId="526909641">
+  <w:num w:numId="12">
     <w:abstractNumId w:val="17"/>
   </w:num>
-  <w:num w:numId="13" w16cid:durableId="1402286067">
+  <w:num w:numId="13">
     <w:abstractNumId w:val="25"/>
   </w:num>
-  <w:num w:numId="14" w16cid:durableId="1034959601">
+  <w:num w:numId="14">
     <w:abstractNumId w:val="13"/>
   </w:num>
-  <w:num w:numId="15" w16cid:durableId="1583179812">
+  <w:num w:numId="15">
     <w:abstractNumId w:val="10"/>
   </w:num>
-  <w:num w:numId="16" w16cid:durableId="365255350">
+  <w:num w:numId="16">
     <w:abstractNumId w:val="2"/>
   </w:num>
-  <w:num w:numId="17" w16cid:durableId="1492478718">
+  <w:num w:numId="17">
     <w:abstractNumId w:val="14"/>
   </w:num>
-  <w:num w:numId="18" w16cid:durableId="1101414192">
+  <w:num w:numId="18">
     <w:abstractNumId w:val="20"/>
   </w:num>
-  <w:num w:numId="19" w16cid:durableId="1166672023">
+  <w:num w:numId="19">
     <w:abstractNumId w:val="8"/>
   </w:num>
-  <w:num w:numId="20" w16cid:durableId="1022050598">
+  <w:num w:numId="20">
     <w:abstractNumId w:val="0"/>
   </w:num>
-  <w:num w:numId="21" w16cid:durableId="1935163858">
+  <w:num w:numId="21">
     <w:abstractNumId w:val="12"/>
   </w:num>
-  <w:num w:numId="22" w16cid:durableId="496264635">
+  <w:num w:numId="22">
     <w:abstractNumId w:val="23"/>
   </w:num>
-  <w:num w:numId="23" w16cid:durableId="949582371">
+  <w:num w:numId="23">
     <w:abstractNumId w:val="28"/>
   </w:num>
-  <w:num w:numId="24" w16cid:durableId="1486361434">
+  <w:num w:numId="24">
     <w:abstractNumId w:val="22"/>
   </w:num>
-  <w:num w:numId="25" w16cid:durableId="247421715">
+  <w:num w:numId="25">
     <w:abstractNumId w:val="7"/>
   </w:num>
-  <w:num w:numId="26" w16cid:durableId="1081828633">
+  <w:num w:numId="26">
     <w:abstractNumId w:val="19"/>
   </w:num>
-  <w:num w:numId="27" w16cid:durableId="512576746">
+  <w:num w:numId="27">
     <w:abstractNumId w:val="16"/>
   </w:num>
-  <w:num w:numId="28" w16cid:durableId="1838030869">
+  <w:num w:numId="28">
     <w:abstractNumId w:val="27"/>
   </w:num>
-  <w:num w:numId="29" w16cid:durableId="1194077811">
+  <w:num w:numId="29">
     <w:abstractNumId w:val="1"/>
   </w:num>
 </w:numbering>
 </file>
 
 <file path=word/styles.xml><?xml version="1.0" encoding="utf-8"?>
-<w:styles xmlns:mc="http://schemas.openxmlformats.org/markup-compatibility/2006" xmlns:r="http://schemas.openxmlformats.org/officeDocument/2006/relationships" xmlns:w="http://schemas.openxmlformats.org/wordprocessingml/2006/main" xmlns:w14="http://schemas.microsoft.com/office/word/2010/wordml" xmlns:w15="http://schemas.microsoft.com/office/word/2012/wordml" xmlns:w16cex="http://schemas.microsoft.com/office/word/2018/wordml/cex" xmlns:w16cid="http://schemas.microsoft.com/office/word/2016/wordml/cid" xmlns:w16="http://schemas.microsoft.com/office/word/2018/wordml" xmlns:w16du="http://schemas.microsoft.com/office/word/2023/wordml/word16du" xmlns:w16sdtdh="http://schemas.microsoft.com/office/word/2020/wordml/sdtdatahash" xmlns:w16sdtfl="http://schemas.microsoft.com/office/word/2024/wordml/sdtformatlock" xmlns:w16se="http://schemas.microsoft.com/office/word/2015/wordml/symex" mc:Ignorable="w14 w15 w16se w16cid w16 w16cex w16sdtdh w16sdtfl w16du">
+<w:styles xmlns:mc="http://schemas.openxmlformats.org/markup-compatibility/2006" xmlns:r="http://schemas.openxmlformats.org/officeDocument/2006/relationships" xmlns:w="http://schemas.openxmlformats.org/wordprocessingml/2006/main" xmlns:w14="http://schemas.microsoft.com/office/word/2010/wordml" xmlns:w15="http://schemas.microsoft.com/office/word/2012/wordml" xmlns:w16cid="http://schemas.microsoft.com/office/word/2016/wordml/cid" xmlns:w16se="http://schemas.microsoft.com/office/word/2015/wordml/symex" mc:Ignorable="w14 w15 w16se w16cid">
   <w:docDefaults>
     <w:rPrDefault>
       <w:rPr>
@@ -5631,7 +5627,7 @@
       </w:pPr>
     </w:pPrDefault>
   </w:docDefaults>
-  <w:latentStyles w:defLockedState="0" w:defUIPriority="99" w:defSemiHidden="0" w:defUnhideWhenUsed="0" w:defQFormat="0" w:count="376">
+  <w:latentStyles w:defLockedState="0" w:defUIPriority="99" w:defSemiHidden="0" w:defUnhideWhenUsed="0" w:defQFormat="0" w:count="375">
     <w:lsdException w:name="Normal" w:uiPriority="0" w:qFormat="1"/>
     <w:lsdException w:name="heading 1" w:uiPriority="9" w:qFormat="1"/>
     <w:lsdException w:name="heading 2" w:semiHidden="1" w:uiPriority="9" w:unhideWhenUsed="1" w:qFormat="1"/>
@@ -6007,7 +6003,6 @@
     <w:lsdException w:name="Smart Hyperlink" w:semiHidden="1" w:unhideWhenUsed="1"/>
     <w:lsdException w:name="Hashtag" w:semiHidden="1" w:unhideWhenUsed="1"/>
     <w:lsdException w:name="Unresolved Mention" w:semiHidden="1" w:unhideWhenUsed="1"/>
-    <w:lsdException w:name="Smart Link" w:semiHidden="1" w:unhideWhenUsed="1"/>
   </w:latentStyles>
   <w:style w:type="paragraph" w:default="1" w:styleId="Normal">
     <w:name w:val="Normal"/>
@@ -6254,6 +6249,7 @@
   <w:style w:type="character" w:default="1" w:styleId="DefaultParagraphFont">
     <w:name w:val="Default Paragraph Font"/>
     <w:uiPriority w:val="1"/>
+    <w:semiHidden/>
     <w:unhideWhenUsed/>
   </w:style>
   <w:style w:type="table" w:default="1" w:styleId="TableNormal">
@@ -7659,7 +7655,7 @@
 </file>
 
 <file path=customXml/itemProps1.xml><?xml version="1.0" encoding="utf-8"?>
-<ds:datastoreItem xmlns:ds="http://schemas.openxmlformats.org/officeDocument/2006/customXml" ds:itemID="{F86EE5F7-1501-4658-B4D3-1057D75DB653}">
+<ds:datastoreItem xmlns:ds="http://schemas.openxmlformats.org/officeDocument/2006/customXml" ds:itemID="{716FAECC-8313-47E8-8A7A-D2C554C0AEDF}">
   <ds:schemaRefs>
     <ds:schemaRef ds:uri="http://schemas.openxmlformats.org/officeDocument/2006/bibliography"/>
   </ds:schemaRefs>
